--- a/eng/docx/59.content.docx
+++ b/eng/docx/59.content.docx
@@ -19,7 +19,7 @@
         <w:rPr>
           <w:lang w:val="en_US" w:bidi="en_US"/>
         </w:rPr>
-        <w:t>Resource: Study Notes - Book Intros (Tyndale)</w:t>
+        <w:t>Resource: Tyndale Open Study Notes</w:t>
       </w:r>
       <w:r>
         <w:rPr>
@@ -112,7 +112,7 @@
         <w:rPr>
           <w:lang w:val="en_US" w:bidi="en_US"/>
         </w:rPr>
-        <w:t>Study Notes - Book Intros (Tyndale)</w:t>
+        <w:t>Tyndale Open Study Notes</w:t>
       </w:r>
     </w:p>
     <w:p>

--- a/eng/docx/59.content.docx
+++ b/eng/docx/59.content.docx
@@ -680,7 +680,7 @@
         <w:rPr>
           <w:lang w:val="en_US" w:bidi="en_US"/>
         </w:rPr>
-        <w:t xml:space="preserve">After Jesus’s resurrection, James became a believer, probably when the risen Jesus appeared to him and convinced him that Jesus was the Christ (see </w:t>
+        <w:t xml:space="preserve">After the resurrection of Jesus, James became a believer, probably when the risen Jesus appeared to him and convinced him that Jesus was the Christ (see </w:t>
       </w:r>
       <w:hyperlink r:id="rId29">
         <w:r>

--- a/eng/docx/59.content.docx
+++ b/eng/docx/59.content.docx
@@ -19,7 +19,7 @@
         <w:rPr>
           <w:lang w:val="en_US" w:bidi="en_US"/>
         </w:rPr>
-        <w:t>Resource: Tyndale Open Study Notes</w:t>
+        <w:t>Resource: Aquifer Open Study Notes (Book Intros)</w:t>
       </w:r>
       <w:r>
         <w:rPr>
@@ -112,7 +112,7 @@
         <w:rPr>
           <w:lang w:val="en_US" w:bidi="en_US"/>
         </w:rPr>
-        <w:t>Tyndale Open Study Notes</w:t>
+        <w:t>Aquifer Open Study Notes (Book Intros)</w:t>
       </w:r>
     </w:p>
     <w:p>

--- a/eng/docx/59.content.docx
+++ b/eng/docx/59.content.docx
@@ -258,90 +258,60 @@
         </w:rPr>
         <w:t>James, the brother of Jesus, became the leader of the Jerusalem church soon after the resurrection of Jesus. He wrote to Jewish Christians who had scattered because of abuse that began with Stephen's martyrdom (dying as a witness to Christ's resurrection) (</w:t>
       </w:r>
-      <w:hyperlink r:id="rId13">
-        <w:r>
-          <w:rPr>
-            <w:lang w:val="en_US" w:bidi="en_US"/>
-          </w:rPr>
-          <w:rPr>
-            <w:color w:val="0000EE"/>
-            <w:u w:val="single"/>
-          </w:rPr>
-          <w:t>James 1:1</w:t>
-        </w:r>
-      </w:hyperlink>
+      <w:r>
+        <w:rPr>
+          <w:lang w:val="en_US" w:bidi="en_US"/>
+        </w:rPr>
+        <w:t>James 1:1</w:t>
+      </w:r>
       <w:r>
         <w:rPr>
           <w:lang w:val="en_US" w:bidi="en_US"/>
         </w:rPr>
         <w:t xml:space="preserve">; </w:t>
       </w:r>
-      <w:hyperlink r:id="rId14">
-        <w:r>
-          <w:rPr>
-            <w:lang w:val="en_US" w:bidi="en_US"/>
-          </w:rPr>
-          <w:rPr>
-            <w:color w:val="0000EE"/>
-            <w:u w:val="single"/>
-          </w:rPr>
-          <w:t>Acts 8:1</w:t>
-        </w:r>
-      </w:hyperlink>
+      <w:r>
+        <w:rPr>
+          <w:lang w:val="en_US" w:bidi="en_US"/>
+        </w:rPr>
+        <w:t>Acts 8:1</w:t>
+      </w:r>
       <w:r>
         <w:rPr>
           <w:lang w:val="en_US" w:bidi="en_US"/>
         </w:rPr>
         <w:t xml:space="preserve">; </w:t>
       </w:r>
-      <w:hyperlink r:id="rId15">
-        <w:r>
-          <w:rPr>
-            <w:lang w:val="en_US" w:bidi="en_US"/>
-          </w:rPr>
-          <w:rPr>
-            <w:color w:val="0000EE"/>
-            <w:u w:val="single"/>
-          </w:rPr>
-          <w:t>11:19</w:t>
-        </w:r>
-      </w:hyperlink>
+      <w:r>
+        <w:rPr>
+          <w:lang w:val="en_US" w:bidi="en_US"/>
+        </w:rPr>
+        <w:t>11:19</w:t>
+      </w:r>
       <w:r>
         <w:rPr>
           <w:lang w:val="en_US" w:bidi="en_US"/>
         </w:rPr>
         <w:t>). They lived among Jews who had "dispersed" in the "Dispersion" (Diaspora) (</w:t>
       </w:r>
-      <w:hyperlink r:id="rId13">
-        <w:r>
-          <w:rPr>
-            <w:lang w:val="en_US" w:bidi="en_US"/>
-          </w:rPr>
-          <w:rPr>
-            <w:color w:val="0000EE"/>
-            <w:u w:val="single"/>
-          </w:rPr>
-          <w:t>James 1:1</w:t>
-        </w:r>
-      </w:hyperlink>
+      <w:r>
+        <w:rPr>
+          <w:lang w:val="en_US" w:bidi="en_US"/>
+        </w:rPr>
+        <w:t>James 1:1</w:t>
+      </w:r>
       <w:r>
         <w:rPr>
           <w:lang w:val="en_US" w:bidi="en_US"/>
         </w:rPr>
         <w:t xml:space="preserve">; see </w:t>
       </w:r>
-      <w:hyperlink r:id="rId16">
-        <w:r>
-          <w:rPr>
-            <w:lang w:val="en_US" w:bidi="en_US"/>
-          </w:rPr>
-          <w:rPr>
-            <w:color w:val="0000EE"/>
-            <w:u w:val="single"/>
-          </w:rPr>
-          <w:t>John 7:35</w:t>
-        </w:r>
-      </w:hyperlink>
+      <w:r>
+        <w:rPr>
+          <w:lang w:val="en_US" w:bidi="en_US"/>
+        </w:rPr>
+        <w:t>John 7:35</w:t>
+      </w:r>
       <w:r>
         <w:rPr>
           <w:lang w:val="en_US" w:bidi="en_US"/>
@@ -362,90 +332,60 @@
         </w:rPr>
         <w:t>Later, it included many Jews who traveled widely throughout the Greek and Roman empires (</w:t>
       </w:r>
-      <w:hyperlink r:id="rId17">
-        <w:r>
-          <w:rPr>
-            <w:lang w:val="en_US" w:bidi="en_US"/>
-          </w:rPr>
-          <w:rPr>
-            <w:color w:val="0000EE"/>
-            <w:u w:val="single"/>
-          </w:rPr>
-          <w:t>James 4:13</w:t>
-        </w:r>
-      </w:hyperlink>
+      <w:r>
+        <w:rPr>
+          <w:lang w:val="en_US" w:bidi="en_US"/>
+        </w:rPr>
+        <w:t>James 4:13</w:t>
+      </w:r>
       <w:r>
         <w:rPr>
           <w:lang w:val="en_US" w:bidi="en_US"/>
         </w:rPr>
         <w:t xml:space="preserve">; </w:t>
       </w:r>
-      <w:hyperlink r:id="rId18">
-        <w:r>
-          <w:rPr>
-            <w:lang w:val="en_US" w:bidi="en_US"/>
-          </w:rPr>
-          <w:rPr>
-            <w:color w:val="0000EE"/>
-            <w:u w:val="single"/>
-          </w:rPr>
-          <w:t>Acts 13:14</w:t>
-        </w:r>
-      </w:hyperlink>
+      <w:r>
+        <w:rPr>
+          <w:lang w:val="en_US" w:bidi="en_US"/>
+        </w:rPr>
+        <w:t>Acts 13:14</w:t>
+      </w:r>
       <w:r>
         <w:rPr>
           <w:lang w:val="en_US" w:bidi="en_US"/>
         </w:rPr>
         <w:t xml:space="preserve">; </w:t>
       </w:r>
-      <w:hyperlink r:id="rId19">
-        <w:r>
-          <w:rPr>
-            <w:lang w:val="en_US" w:bidi="en_US"/>
-          </w:rPr>
-          <w:rPr>
-            <w:color w:val="0000EE"/>
-            <w:u w:val="single"/>
-          </w:rPr>
-          <w:t>17:1</w:t>
-        </w:r>
-      </w:hyperlink>
+      <w:r>
+        <w:rPr>
+          <w:lang w:val="en_US" w:bidi="en_US"/>
+        </w:rPr>
+        <w:t>17:1</w:t>
+      </w:r>
       <w:r>
         <w:rPr>
           <w:lang w:val="en_US" w:bidi="en_US"/>
         </w:rPr>
         <w:t>). By the middle of the first century AD, Jewish communities existed all over the Greek-Roman world. Jewish Diaspora Christians encountered pressure from a society that abused them in an economic way (</w:t>
       </w:r>
-      <w:hyperlink r:id="rId20">
-        <w:r>
-          <w:rPr>
-            <w:lang w:val="en_US" w:bidi="en_US"/>
-          </w:rPr>
-          <w:rPr>
-            <w:color w:val="0000EE"/>
-            <w:u w:val="single"/>
-          </w:rPr>
-          <w:t>James 2:6</w:t>
-        </w:r>
-      </w:hyperlink>
+      <w:r>
+        <w:rPr>
+          <w:lang w:val="en_US" w:bidi="en_US"/>
+        </w:rPr>
+        <w:t>James 2:6</w:t>
+      </w:r>
       <w:r>
         <w:rPr>
           <w:lang w:val="en_US" w:bidi="en_US"/>
         </w:rPr>
         <w:t>). The people treated them badly for their faith in Jesus Christ (</w:t>
       </w:r>
-      <w:hyperlink r:id="rId21">
-        <w:r>
-          <w:rPr>
-            <w:lang w:val="en_US" w:bidi="en_US"/>
-          </w:rPr>
-          <w:rPr>
-            <w:color w:val="0000EE"/>
-            <w:u w:val="single"/>
-          </w:rPr>
-          <w:t>2:7</w:t>
-        </w:r>
-      </w:hyperlink>
+      <w:r>
+        <w:rPr>
+          <w:lang w:val="en_US" w:bidi="en_US"/>
+        </w:rPr>
+        <w:t>2:7</w:t>
+      </w:r>
       <w:r>
         <w:rPr>
           <w:lang w:val="en_US" w:bidi="en_US"/>
@@ -477,72 +417,48 @@
         </w:rPr>
         <w:t>James wrote his letter from the perspective of a pastor. He emphasizes ethics more than any other New Testament book. It includes teachings based on the law interpreted through the life and teachings of Jesus (</w:t>
       </w:r>
-      <w:hyperlink r:id="rId22">
-        <w:r>
-          <w:rPr>
-            <w:lang w:val="en_US" w:bidi="en_US"/>
-          </w:rPr>
-          <w:rPr>
-            <w:color w:val="0000EE"/>
-            <w:u w:val="single"/>
-          </w:rPr>
-          <w:t>James 1:25</w:t>
-        </w:r>
-      </w:hyperlink>
+      <w:r>
+        <w:rPr>
+          <w:lang w:val="en_US" w:bidi="en_US"/>
+        </w:rPr>
+        <w:t>James 1:25</w:t>
+      </w:r>
       <w:r>
         <w:rPr>
           <w:lang w:val="en_US" w:bidi="en_US"/>
         </w:rPr>
         <w:t xml:space="preserve">; </w:t>
       </w:r>
-      <w:hyperlink r:id="rId23">
-        <w:r>
-          <w:rPr>
-            <w:lang w:val="en_US" w:bidi="en_US"/>
-          </w:rPr>
-          <w:rPr>
-            <w:color w:val="0000EE"/>
-            <w:u w:val="single"/>
-          </w:rPr>
-          <w:t>2:8</w:t>
-        </w:r>
-      </w:hyperlink>
+      <w:r>
+        <w:rPr>
+          <w:lang w:val="en_US" w:bidi="en_US"/>
+        </w:rPr>
+        <w:t>2:8</w:t>
+      </w:r>
       <w:r>
         <w:rPr>
           <w:lang w:val="en_US" w:bidi="en_US"/>
         </w:rPr>
         <w:t>). James also reflects what Jesus taught, especially as recorded later in Matthew's "Sermon on the Mount" and Luke's "Sermon on the Plain" (</w:t>
       </w:r>
-      <w:hyperlink r:id="rId24">
-        <w:r>
-          <w:rPr>
-            <w:lang w:val="en_US" w:bidi="en_US"/>
-          </w:rPr>
-          <w:rPr>
-            <w:color w:val="0000EE"/>
-            <w:u w:val="single"/>
-          </w:rPr>
-          <w:t>Matthew 5–7</w:t>
-        </w:r>
-      </w:hyperlink>
+      <w:r>
+        <w:rPr>
+          <w:lang w:val="en_US" w:bidi="en_US"/>
+        </w:rPr>
+        <w:t>Matthew 5–7</w:t>
+      </w:r>
       <w:r>
         <w:rPr>
           <w:lang w:val="en_US" w:bidi="en_US"/>
         </w:rPr>
         <w:t xml:space="preserve">; </w:t>
       </w:r>
-      <w:hyperlink r:id="rId25">
-        <w:r>
-          <w:rPr>
-            <w:lang w:val="en_US" w:bidi="en_US"/>
-          </w:rPr>
-          <w:rPr>
-            <w:color w:val="0000EE"/>
-            <w:u w:val="single"/>
-          </w:rPr>
-          <w:t>Luke 6:20–49</w:t>
-        </w:r>
-      </w:hyperlink>
+      <w:r>
+        <w:rPr>
+          <w:lang w:val="en_US" w:bidi="en_US"/>
+        </w:rPr>
+        <w:t>Luke 6:20–49</w:t>
+      </w:r>
       <w:r>
         <w:rPr>
           <w:lang w:val="en_US" w:bidi="en_US"/>
@@ -600,18 +516,12 @@
         </w:rPr>
         <w:t>) (</w:t>
       </w:r>
-      <w:hyperlink r:id="rId26">
-        <w:r>
-          <w:rPr>
-            <w:lang w:val="en_US" w:bidi="en_US"/>
-          </w:rPr>
-          <w:rPr>
-            <w:color w:val="0000EE"/>
-            <w:u w:val="single"/>
-          </w:rPr>
-          <w:t>Matthew 13:55</w:t>
-        </w:r>
-      </w:hyperlink>
+      <w:r>
+        <w:rPr>
+          <w:lang w:val="en_US" w:bidi="en_US"/>
+        </w:rPr>
+        <w:t>Matthew 13:55</w:t>
+      </w:r>
       <w:r>
         <w:rPr>
           <w:lang w:val="en_US" w:bidi="en_US"/>
@@ -632,36 +542,24 @@
         </w:rPr>
         <w:t>During the public ministry of Jesus, neither James nor his siblings followed him. They even tried to stop his ministry and bring him home (</w:t>
       </w:r>
-      <w:hyperlink r:id="rId27">
-        <w:r>
-          <w:rPr>
-            <w:lang w:val="en_US" w:bidi="en_US"/>
-          </w:rPr>
-          <w:rPr>
-            <w:color w:val="0000EE"/>
-            <w:u w:val="single"/>
-          </w:rPr>
-          <w:t>Mark 3:20–21</w:t>
-        </w:r>
-      </w:hyperlink>
+      <w:r>
+        <w:rPr>
+          <w:lang w:val="en_US" w:bidi="en_US"/>
+        </w:rPr>
+        <w:t>Mark 3:20–21</w:t>
+      </w:r>
       <w:r>
         <w:rPr>
           <w:lang w:val="en_US" w:bidi="en_US"/>
         </w:rPr>
         <w:t xml:space="preserve">; see also </w:t>
       </w:r>
-      <w:hyperlink r:id="rId28">
-        <w:r>
-          <w:rPr>
-            <w:lang w:val="en_US" w:bidi="en_US"/>
-          </w:rPr>
-          <w:rPr>
-            <w:color w:val="0000EE"/>
-            <w:u w:val="single"/>
-          </w:rPr>
-          <w:t>John 7:3–5</w:t>
-        </w:r>
-      </w:hyperlink>
+      <w:r>
+        <w:rPr>
+          <w:lang w:val="en_US" w:bidi="en_US"/>
+        </w:rPr>
+        <w:t>John 7:3–5</w:t>
+      </w:r>
       <w:r>
         <w:rPr>
           <w:lang w:val="en_US" w:bidi="en_US"/>
@@ -682,72 +580,48 @@
         </w:rPr>
         <w:t xml:space="preserve">After the resurrection of Jesus, James became a believer, probably when the risen Jesus appeared to him and convinced him that Jesus was the Christ (see </w:t>
       </w:r>
-      <w:hyperlink r:id="rId29">
-        <w:r>
-          <w:rPr>
-            <w:lang w:val="en_US" w:bidi="en_US"/>
-          </w:rPr>
-          <w:rPr>
-            <w:color w:val="0000EE"/>
-            <w:u w:val="single"/>
-          </w:rPr>
-          <w:t>1 Corinthians 15:7</w:t>
-        </w:r>
-      </w:hyperlink>
+      <w:r>
+        <w:rPr>
+          <w:lang w:val="en_US" w:bidi="en_US"/>
+        </w:rPr>
+        <w:t>1 Corinthians 15:7</w:t>
+      </w:r>
       <w:r>
         <w:rPr>
           <w:lang w:val="en_US" w:bidi="en_US"/>
         </w:rPr>
         <w:t>). James was with the other disciples in the upper room when the Holy Spirit came at the feast of Pentecost (</w:t>
       </w:r>
-      <w:hyperlink r:id="rId30">
-        <w:r>
-          <w:rPr>
-            <w:lang w:val="en_US" w:bidi="en_US"/>
-          </w:rPr>
-          <w:rPr>
-            <w:color w:val="0000EE"/>
-            <w:u w:val="single"/>
-          </w:rPr>
-          <w:t>Acts 1:14</w:t>
-        </w:r>
-      </w:hyperlink>
+      <w:r>
+        <w:rPr>
+          <w:lang w:val="en_US" w:bidi="en_US"/>
+        </w:rPr>
+        <w:t>Acts 1:14</w:t>
+      </w:r>
       <w:r>
         <w:rPr>
           <w:lang w:val="en_US" w:bidi="en_US"/>
         </w:rPr>
         <w:t xml:space="preserve">; </w:t>
       </w:r>
-      <w:hyperlink r:id="rId31">
-        <w:r>
-          <w:rPr>
-            <w:lang w:val="en_US" w:bidi="en_US"/>
-          </w:rPr>
-          <w:rPr>
-            <w:color w:val="0000EE"/>
-            <w:u w:val="single"/>
-          </w:rPr>
-          <w:t>2:1–3</w:t>
-        </w:r>
-      </w:hyperlink>
+      <w:r>
+        <w:rPr>
+          <w:lang w:val="en_US" w:bidi="en_US"/>
+        </w:rPr>
+        <w:t>2:1–3</w:t>
+      </w:r>
       <w:r>
         <w:rPr>
           <w:lang w:val="en_US" w:bidi="en_US"/>
         </w:rPr>
         <w:t xml:space="preserve">). He became a leader in the Jerusalem church (see </w:t>
       </w:r>
-      <w:hyperlink r:id="rId32">
-        <w:r>
-          <w:rPr>
-            <w:lang w:val="en_US" w:bidi="en_US"/>
-          </w:rPr>
-          <w:rPr>
-            <w:color w:val="0000EE"/>
-            <w:u w:val="single"/>
-          </w:rPr>
-          <w:t>Acts 15:13–22</w:t>
-        </w:r>
-      </w:hyperlink>
+      <w:r>
+        <w:rPr>
+          <w:lang w:val="en_US" w:bidi="en_US"/>
+        </w:rPr>
+        <w:t>Acts 15:13–22</w:t>
+      </w:r>
       <w:r>
         <w:rPr>
           <w:lang w:val="en_US" w:bidi="en_US"/>
@@ -779,18 +653,12 @@
         </w:rPr>
         <w:t>The letter of James is probably the earliest book in the New Testament. He wrote it after the abuse under Herod Agrippa in AD 44 but before the council in Jerusalem in AD 49 to 50 (</w:t>
       </w:r>
-      <w:hyperlink r:id="rId33">
-        <w:r>
-          <w:rPr>
-            <w:lang w:val="en_US" w:bidi="en_US"/>
-          </w:rPr>
-          <w:rPr>
-            <w:color w:val="0000EE"/>
-            <w:u w:val="single"/>
-          </w:rPr>
-          <w:t>Acts 12:1–5</w:t>
-        </w:r>
-      </w:hyperlink>
+      <w:r>
+        <w:rPr>
+          <w:lang w:val="en_US" w:bidi="en_US"/>
+        </w:rPr>
+        <w:t>Acts 12:1–5</w:t>
+      </w:r>
       <w:r>
         <w:rPr>
           <w:lang w:val="en_US" w:bidi="en_US"/>
@@ -810,18 +678,12 @@
         </w:rPr>
         <w:t xml:space="preserve"> (meaning “meeting,” </w:t>
       </w:r>
-      <w:hyperlink r:id="rId34">
-        <w:r>
-          <w:rPr>
-            <w:lang w:val="en_US" w:bidi="en_US"/>
-          </w:rPr>
-          <w:rPr>
-            <w:color w:val="0000EE"/>
-            <w:u w:val="single"/>
-          </w:rPr>
-          <w:t>James 2:2</w:t>
-        </w:r>
-      </w:hyperlink>
+      <w:r>
+        <w:rPr>
+          <w:lang w:val="en_US" w:bidi="en_US"/>
+        </w:rPr>
+        <w:t>James 2:2</w:t>
+      </w:r>
       <w:r>
         <w:rPr>
           <w:lang w:val="en_US" w:bidi="en_US"/>
@@ -867,54 +729,36 @@
         </w:rPr>
         <w:t xml:space="preserve"> (</w:t>
       </w:r>
-      <w:hyperlink r:id="rId35">
-        <w:r>
-          <w:rPr>
-            <w:lang w:val="en_US" w:bidi="en_US"/>
-          </w:rPr>
-          <w:rPr>
-            <w:color w:val="0000EE"/>
-            <w:u w:val="single"/>
-          </w:rPr>
-          <w:t>5:14</w:t>
-        </w:r>
-      </w:hyperlink>
+      <w:r>
+        <w:rPr>
+          <w:lang w:val="en_US" w:bidi="en_US"/>
+        </w:rPr>
+        <w:t>5:14</w:t>
+      </w:r>
       <w:r>
         <w:rPr>
           <w:lang w:val="en_US" w:bidi="en_US"/>
         </w:rPr>
         <w:t xml:space="preserve">; </w:t>
       </w:r>
-      <w:hyperlink r:id="rId36">
-        <w:r>
-          <w:rPr>
-            <w:lang w:val="en_US" w:bidi="en_US"/>
-          </w:rPr>
-          <w:rPr>
-            <w:color w:val="0000EE"/>
-            <w:u w:val="single"/>
-          </w:rPr>
-          <w:t>1:23</w:t>
-        </w:r>
-      </w:hyperlink>
+      <w:r>
+        <w:rPr>
+          <w:lang w:val="en_US" w:bidi="en_US"/>
+        </w:rPr>
+        <w:t>1:23</w:t>
+      </w:r>
       <w:r>
         <w:rPr>
           <w:lang w:val="en_US" w:bidi="en_US"/>
         </w:rPr>
         <w:t xml:space="preserve">, </w:t>
       </w:r>
-      <w:hyperlink r:id="rId22">
-        <w:r>
-          <w:rPr>
-            <w:lang w:val="en_US" w:bidi="en_US"/>
-          </w:rPr>
-          <w:rPr>
-            <w:color w:val="0000EE"/>
-            <w:u w:val="single"/>
-          </w:rPr>
-          <w:t>25</w:t>
-        </w:r>
-      </w:hyperlink>
+      <w:r>
+        <w:rPr>
+          <w:lang w:val="en_US" w:bidi="en_US"/>
+        </w:rPr>
+        <w:t>25</w:t>
+      </w:r>
       <w:r>
         <w:rPr>
           <w:lang w:val="en_US" w:bidi="en_US"/>
@@ -935,90 +779,60 @@
         </w:rPr>
         <w:t>We infer that James wrote this letter from Jerusalem based on information in Acts and Galatians about James’s location (</w:t>
       </w:r>
-      <w:hyperlink r:id="rId32">
-        <w:r>
-          <w:rPr>
-            <w:lang w:val="en_US" w:bidi="en_US"/>
-          </w:rPr>
-          <w:rPr>
-            <w:color w:val="0000EE"/>
-            <w:u w:val="single"/>
-          </w:rPr>
-          <w:t>Acts 15:13–22</w:t>
-        </w:r>
-      </w:hyperlink>
+      <w:r>
+        <w:rPr>
+          <w:lang w:val="en_US" w:bidi="en_US"/>
+        </w:rPr>
+        <w:t>Acts 15:13–22</w:t>
+      </w:r>
       <w:r>
         <w:rPr>
           <w:lang w:val="en_US" w:bidi="en_US"/>
         </w:rPr>
         <w:t xml:space="preserve">; </w:t>
       </w:r>
-      <w:hyperlink r:id="rId37">
-        <w:r>
-          <w:rPr>
-            <w:lang w:val="en_US" w:bidi="en_US"/>
-          </w:rPr>
-          <w:rPr>
-            <w:color w:val="0000EE"/>
-            <w:u w:val="single"/>
-          </w:rPr>
-          <w:t>21:18</w:t>
-        </w:r>
-      </w:hyperlink>
+      <w:r>
+        <w:rPr>
+          <w:lang w:val="en_US" w:bidi="en_US"/>
+        </w:rPr>
+        <w:t>21:18</w:t>
+      </w:r>
       <w:r>
         <w:rPr>
           <w:lang w:val="en_US" w:bidi="en_US"/>
         </w:rPr>
         <w:t xml:space="preserve">; </w:t>
       </w:r>
-      <w:hyperlink r:id="rId38">
-        <w:r>
-          <w:rPr>
-            <w:lang w:val="en_US" w:bidi="en_US"/>
-          </w:rPr>
-          <w:rPr>
-            <w:color w:val="0000EE"/>
-            <w:u w:val="single"/>
-          </w:rPr>
-          <w:t>Galatians 1:18–19</w:t>
-        </w:r>
-      </w:hyperlink>
+      <w:r>
+        <w:rPr>
+          <w:lang w:val="en_US" w:bidi="en_US"/>
+        </w:rPr>
+        <w:t>Galatians 1:18–19</w:t>
+      </w:r>
       <w:r>
         <w:rPr>
           <w:lang w:val="en_US" w:bidi="en_US"/>
         </w:rPr>
         <w:t xml:space="preserve">; </w:t>
       </w:r>
-      <w:hyperlink r:id="rId39">
-        <w:r>
-          <w:rPr>
-            <w:lang w:val="en_US" w:bidi="en_US"/>
-          </w:rPr>
-          <w:rPr>
-            <w:color w:val="0000EE"/>
-            <w:u w:val="single"/>
-          </w:rPr>
-          <w:t>2:9</w:t>
-        </w:r>
-      </w:hyperlink>
+      <w:r>
+        <w:rPr>
+          <w:lang w:val="en_US" w:bidi="en_US"/>
+        </w:rPr>
+        <w:t>2:9</w:t>
+      </w:r>
       <w:r>
         <w:rPr>
           <w:lang w:val="en_US" w:bidi="en_US"/>
         </w:rPr>
         <w:t xml:space="preserve">, </w:t>
       </w:r>
-      <w:hyperlink r:id="rId40">
-        <w:r>
-          <w:rPr>
-            <w:lang w:val="en_US" w:bidi="en_US"/>
-          </w:rPr>
-          <w:rPr>
-            <w:color w:val="0000EE"/>
-            <w:u w:val="single"/>
-          </w:rPr>
-          <w:t>12</w:t>
-        </w:r>
-      </w:hyperlink>
+      <w:r>
+        <w:rPr>
+          <w:lang w:val="en_US" w:bidi="en_US"/>
+        </w:rPr>
+        <w:t>12</w:t>
+      </w:r>
       <w:r>
         <w:rPr>
           <w:lang w:val="en_US" w:bidi="en_US"/>
@@ -1069,18 +883,12 @@
         </w:rPr>
         <w:t xml:space="preserve"> (</w:t>
       </w:r>
-      <w:hyperlink r:id="rId41">
-        <w:r>
-          <w:rPr>
-            <w:lang w:val="en_US" w:bidi="en_US"/>
-          </w:rPr>
-          <w:rPr>
-            <w:color w:val="0000EE"/>
-            <w:u w:val="single"/>
-          </w:rPr>
-          <w:t>James 1:11</w:t>
-        </w:r>
-      </w:hyperlink>
+      <w:r>
+        <w:rPr>
+          <w:lang w:val="en_US" w:bidi="en_US"/>
+        </w:rPr>
+        <w:t>James 1:11</w:t>
+      </w:r>
       <w:r>
         <w:rPr>
           <w:lang w:val="en_US" w:bidi="en_US"/>
@@ -1105,18 +913,12 @@
         </w:rPr>
         <w:t>salty water springs (</w:t>
       </w:r>
-      <w:hyperlink r:id="rId42">
-        <w:r>
-          <w:rPr>
-            <w:lang w:val="en_US" w:bidi="en_US"/>
-          </w:rPr>
-          <w:rPr>
-            <w:color w:val="0000EE"/>
-            <w:u w:val="single"/>
-          </w:rPr>
-          <w:t>3:11–12</w:t>
-        </w:r>
-      </w:hyperlink>
+      <w:r>
+        <w:rPr>
+          <w:lang w:val="en_US" w:bidi="en_US"/>
+        </w:rPr>
+        <w:t>3:11–12</w:t>
+      </w:r>
       <w:r>
         <w:rPr>
           <w:lang w:val="en_US" w:bidi="en_US"/>
@@ -1141,18 +943,12 @@
         </w:rPr>
         <w:t>the growing of figs, olives, and grape vines (</w:t>
       </w:r>
-      <w:hyperlink r:id="rId43">
-        <w:r>
-          <w:rPr>
-            <w:lang w:val="en_US" w:bidi="en_US"/>
-          </w:rPr>
-          <w:rPr>
-            <w:color w:val="0000EE"/>
-            <w:u w:val="single"/>
-          </w:rPr>
-          <w:t>3:12</w:t>
-        </w:r>
-      </w:hyperlink>
+      <w:r>
+        <w:rPr>
+          <w:lang w:val="en_US" w:bidi="en_US"/>
+        </w:rPr>
+        <w:t>3:12</w:t>
+      </w:r>
       <w:r>
         <w:rPr>
           <w:lang w:val="en_US" w:bidi="en_US"/>
@@ -1177,36 +973,24 @@
         </w:rPr>
         <w:t>the sea (</w:t>
       </w:r>
-      <w:hyperlink r:id="rId44">
-        <w:r>
-          <w:rPr>
-            <w:lang w:val="en_US" w:bidi="en_US"/>
-          </w:rPr>
-          <w:rPr>
-            <w:color w:val="0000EE"/>
-            <w:u w:val="single"/>
-          </w:rPr>
-          <w:t>1:6</w:t>
-        </w:r>
-      </w:hyperlink>
+      <w:r>
+        <w:rPr>
+          <w:lang w:val="en_US" w:bidi="en_US"/>
+        </w:rPr>
+        <w:t>1:6</w:t>
+      </w:r>
       <w:r>
         <w:rPr>
           <w:lang w:val="en_US" w:bidi="en_US"/>
         </w:rPr>
         <w:t xml:space="preserve">; </w:t>
       </w:r>
-      <w:hyperlink r:id="rId45">
-        <w:r>
-          <w:rPr>
-            <w:lang w:val="en_US" w:bidi="en_US"/>
-          </w:rPr>
-          <w:rPr>
-            <w:color w:val="0000EE"/>
-            <w:u w:val="single"/>
-          </w:rPr>
-          <w:t>3:4</w:t>
-        </w:r>
-      </w:hyperlink>
+      <w:r>
+        <w:rPr>
+          <w:lang w:val="en_US" w:bidi="en_US"/>
+        </w:rPr>
+        <w:t>3:4</w:t>
+      </w:r>
       <w:r>
         <w:rPr>
           <w:lang w:val="en_US" w:bidi="en_US"/>
@@ -1243,18 +1027,12 @@
         </w:rPr>
         <w:t xml:space="preserve"> (</w:t>
       </w:r>
-      <w:hyperlink r:id="rId46">
-        <w:r>
-          <w:rPr>
-            <w:lang w:val="en_US" w:bidi="en_US"/>
-          </w:rPr>
-          <w:rPr>
-            <w:color w:val="0000EE"/>
-            <w:u w:val="single"/>
-          </w:rPr>
-          <w:t>5:7</w:t>
-        </w:r>
-      </w:hyperlink>
+      <w:r>
+        <w:rPr>
+          <w:lang w:val="en_US" w:bidi="en_US"/>
+        </w:rPr>
+        <w:t>5:7</w:t>
+      </w:r>
       <w:r>
         <w:rPr>
           <w:lang w:val="en_US" w:bidi="en_US"/>
@@ -1299,18 +1077,12 @@
         </w:rPr>
         <w:t xml:space="preserve"> Greek, the common language of the Greek-Roman world. It shows the Greek influences on Galilee and Palestine. It also shows the cultural adaptation of Jewish readers living outside Israel. James writes with correct grammar, uses a wide vocabulary, and has a good sense of word rhythms and sounds. There are plain references to the Greek translation of the Old Testament (Septuagint), along with some imagery from the Greek-influenced (Hellenistic) world (for example, </w:t>
       </w:r>
-      <w:hyperlink r:id="rId47">
-        <w:r>
-          <w:rPr>
-            <w:lang w:val="en_US" w:bidi="en_US"/>
-          </w:rPr>
-          <w:rPr>
-            <w:color w:val="0000EE"/>
-            <w:u w:val="single"/>
-          </w:rPr>
-          <w:t>4:6</w:t>
-        </w:r>
-      </w:hyperlink>
+      <w:r>
+        <w:rPr>
+          <w:lang w:val="en_US" w:bidi="en_US"/>
+        </w:rPr>
+        <w:t>4:6</w:t>
+      </w:r>
       <w:r>
         <w:rPr>
           <w:lang w:val="en_US" w:bidi="en_US"/>
@@ -1349,72 +1121,48 @@
         </w:rPr>
         <w:t>brotherly appeals (</w:t>
       </w:r>
-      <w:hyperlink r:id="rId48">
-        <w:r>
-          <w:rPr>
-            <w:lang w:val="en_US" w:bidi="en_US"/>
-          </w:rPr>
-          <w:rPr>
-            <w:color w:val="0000EE"/>
-            <w:u w:val="single"/>
-          </w:rPr>
-          <w:t>1:2</w:t>
-        </w:r>
-      </w:hyperlink>
+      <w:r>
+        <w:rPr>
+          <w:lang w:val="en_US" w:bidi="en_US"/>
+        </w:rPr>
+        <w:t>1:2</w:t>
+      </w:r>
       <w:r>
         <w:rPr>
           <w:lang w:val="en_US" w:bidi="en_US"/>
         </w:rPr>
         <w:t xml:space="preserve">; </w:t>
       </w:r>
-      <w:hyperlink r:id="rId49">
-        <w:r>
-          <w:rPr>
-            <w:lang w:val="en_US" w:bidi="en_US"/>
-          </w:rPr>
-          <w:rPr>
-            <w:color w:val="0000EE"/>
-            <w:u w:val="single"/>
-          </w:rPr>
-          <w:t>2:1</w:t>
-        </w:r>
-      </w:hyperlink>
+      <w:r>
+        <w:rPr>
+          <w:lang w:val="en_US" w:bidi="en_US"/>
+        </w:rPr>
+        <w:t>2:1</w:t>
+      </w:r>
       <w:r>
         <w:rPr>
           <w:lang w:val="en_US" w:bidi="en_US"/>
         </w:rPr>
         <w:t xml:space="preserve">; </w:t>
       </w:r>
-      <w:hyperlink r:id="rId50">
-        <w:r>
-          <w:rPr>
-            <w:lang w:val="en_US" w:bidi="en_US"/>
-          </w:rPr>
-          <w:rPr>
-            <w:color w:val="0000EE"/>
-            <w:u w:val="single"/>
-          </w:rPr>
-          <w:t>3:1</w:t>
-        </w:r>
-      </w:hyperlink>
+      <w:r>
+        <w:rPr>
+          <w:lang w:val="en_US" w:bidi="en_US"/>
+        </w:rPr>
+        <w:t>3:1</w:t>
+      </w:r>
       <w:r>
         <w:rPr>
           <w:lang w:val="en_US" w:bidi="en_US"/>
         </w:rPr>
         <w:t xml:space="preserve">; </w:t>
       </w:r>
-      <w:hyperlink r:id="rId51">
-        <w:r>
-          <w:rPr>
-            <w:lang w:val="en_US" w:bidi="en_US"/>
-          </w:rPr>
-          <w:rPr>
-            <w:color w:val="0000EE"/>
-            <w:u w:val="single"/>
-          </w:rPr>
-          <w:t>4:11</w:t>
-        </w:r>
-      </w:hyperlink>
+      <w:r>
+        <w:rPr>
+          <w:lang w:val="en_US" w:bidi="en_US"/>
+        </w:rPr>
+        <w:t>4:11</w:t>
+      </w:r>
       <w:r>
         <w:rPr>
           <w:lang w:val="en_US" w:bidi="en_US"/>
@@ -1439,54 +1187,36 @@
         </w:rPr>
         <w:t xml:space="preserve"> questions with the answers assumed (</w:t>
       </w:r>
-      <w:hyperlink r:id="rId52">
-        <w:r>
-          <w:rPr>
-            <w:lang w:val="en_US" w:bidi="en_US"/>
-          </w:rPr>
-          <w:rPr>
-            <w:color w:val="0000EE"/>
-            <w:u w:val="single"/>
-          </w:rPr>
-          <w:t>2:5</w:t>
-        </w:r>
-      </w:hyperlink>
+      <w:r>
+        <w:rPr>
+          <w:lang w:val="en_US" w:bidi="en_US"/>
+        </w:rPr>
+        <w:t>2:5</w:t>
+      </w:r>
       <w:r>
         <w:rPr>
           <w:lang w:val="en_US" w:bidi="en_US"/>
         </w:rPr>
         <w:t xml:space="preserve">; </w:t>
       </w:r>
-      <w:hyperlink r:id="rId42">
-        <w:r>
-          <w:rPr>
-            <w:lang w:val="en_US" w:bidi="en_US"/>
-          </w:rPr>
-          <w:rPr>
-            <w:color w:val="0000EE"/>
-            <w:u w:val="single"/>
-          </w:rPr>
-          <w:t>3:11–12</w:t>
-        </w:r>
-      </w:hyperlink>
+      <w:r>
+        <w:rPr>
+          <w:lang w:val="en_US" w:bidi="en_US"/>
+        </w:rPr>
+        <w:t>3:11–12</w:t>
+      </w:r>
       <w:r>
         <w:rPr>
           <w:lang w:val="en_US" w:bidi="en_US"/>
         </w:rPr>
         <w:t xml:space="preserve">; </w:t>
       </w:r>
-      <w:hyperlink r:id="rId53">
-        <w:r>
-          <w:rPr>
-            <w:lang w:val="en_US" w:bidi="en_US"/>
-          </w:rPr>
-          <w:rPr>
-            <w:color w:val="0000EE"/>
-            <w:u w:val="single"/>
-          </w:rPr>
-          <w:t>4:1</w:t>
-        </w:r>
-      </w:hyperlink>
+      <w:r>
+        <w:rPr>
+          <w:lang w:val="en_US" w:bidi="en_US"/>
+        </w:rPr>
+        <w:t>4:1</w:t>
+      </w:r>
       <w:r>
         <w:rPr>
           <w:lang w:val="en_US" w:bidi="en_US"/>
@@ -1511,54 +1241,36 @@
         </w:rPr>
         <w:t>strong encouragements (</w:t>
       </w:r>
-      <w:hyperlink r:id="rId54">
-        <w:r>
-          <w:rPr>
-            <w:lang w:val="en_US" w:bidi="en_US"/>
-          </w:rPr>
-          <w:rPr>
-            <w:color w:val="0000EE"/>
-            <w:u w:val="single"/>
-          </w:rPr>
-          <w:t>1:16</w:t>
-        </w:r>
-      </w:hyperlink>
+      <w:r>
+        <w:rPr>
+          <w:lang w:val="en_US" w:bidi="en_US"/>
+        </w:rPr>
+        <w:t>1:16</w:t>
+      </w:r>
       <w:r>
         <w:rPr>
           <w:lang w:val="en_US" w:bidi="en_US"/>
         </w:rPr>
         <w:t xml:space="preserve">; </w:t>
       </w:r>
-      <w:hyperlink r:id="rId50">
-        <w:r>
-          <w:rPr>
-            <w:lang w:val="en_US" w:bidi="en_US"/>
-          </w:rPr>
-          <w:rPr>
-            <w:color w:val="0000EE"/>
-            <w:u w:val="single"/>
-          </w:rPr>
-          <w:t>3:1</w:t>
-        </w:r>
-      </w:hyperlink>
+      <w:r>
+        <w:rPr>
+          <w:lang w:val="en_US" w:bidi="en_US"/>
+        </w:rPr>
+        <w:t>3:1</w:t>
+      </w:r>
       <w:r>
         <w:rPr>
           <w:lang w:val="en_US" w:bidi="en_US"/>
         </w:rPr>
         <w:t xml:space="preserve">; </w:t>
       </w:r>
-      <w:hyperlink r:id="rId55">
-        <w:r>
-          <w:rPr>
-            <w:lang w:val="en_US" w:bidi="en_US"/>
-          </w:rPr>
-          <w:rPr>
-            <w:color w:val="0000EE"/>
-            <w:u w:val="single"/>
-          </w:rPr>
-          <w:t>5:16</w:t>
-        </w:r>
-      </w:hyperlink>
+      <w:r>
+        <w:rPr>
+          <w:lang w:val="en_US" w:bidi="en_US"/>
+        </w:rPr>
+        <w:t>5:16</w:t>
+      </w:r>
       <w:r>
         <w:rPr>
           <w:lang w:val="en_US" w:bidi="en_US"/>
@@ -1583,54 +1295,36 @@
         </w:rPr>
         <w:t>metaphors and examples (</w:t>
       </w:r>
-      <w:hyperlink r:id="rId56">
-        <w:r>
-          <w:rPr>
-            <w:lang w:val="en_US" w:bidi="en_US"/>
-          </w:rPr>
-          <w:rPr>
-            <w:color w:val="0000EE"/>
-            <w:u w:val="single"/>
-          </w:rPr>
-          <w:t>2:26</w:t>
-        </w:r>
-      </w:hyperlink>
+      <w:r>
+        <w:rPr>
+          <w:lang w:val="en_US" w:bidi="en_US"/>
+        </w:rPr>
+        <w:t>2:26</w:t>
+      </w:r>
       <w:r>
         <w:rPr>
           <w:lang w:val="en_US" w:bidi="en_US"/>
         </w:rPr>
         <w:t xml:space="preserve">; </w:t>
       </w:r>
-      <w:hyperlink r:id="rId57">
-        <w:r>
-          <w:rPr>
-            <w:lang w:val="en_US" w:bidi="en_US"/>
-          </w:rPr>
-          <w:rPr>
-            <w:color w:val="0000EE"/>
-            <w:u w:val="single"/>
-          </w:rPr>
-          <w:t>3:3–5</w:t>
-        </w:r>
-      </w:hyperlink>
+      <w:r>
+        <w:rPr>
+          <w:lang w:val="en_US" w:bidi="en_US"/>
+        </w:rPr>
+        <w:t>3:3–5</w:t>
+      </w:r>
       <w:r>
         <w:rPr>
           <w:lang w:val="en_US" w:bidi="en_US"/>
         </w:rPr>
         <w:t xml:space="preserve">; </w:t>
       </w:r>
-      <w:hyperlink r:id="rId58">
-        <w:r>
-          <w:rPr>
-            <w:lang w:val="en_US" w:bidi="en_US"/>
-          </w:rPr>
-          <w:rPr>
-            <w:color w:val="0000EE"/>
-            <w:u w:val="single"/>
-          </w:rPr>
-          <w:t>4:14</w:t>
-        </w:r>
-      </w:hyperlink>
+      <w:r>
+        <w:rPr>
+          <w:lang w:val="en_US" w:bidi="en_US"/>
+        </w:rPr>
+        <w:t>4:14</w:t>
+      </w:r>
       <w:r>
         <w:rPr>
           <w:lang w:val="en_US" w:bidi="en_US"/>
@@ -1655,72 +1349,48 @@
         </w:rPr>
         <w:t>sayings that summarize paragraphs (</w:t>
       </w:r>
-      <w:hyperlink r:id="rId59">
-        <w:r>
-          <w:rPr>
-            <w:lang w:val="en_US" w:bidi="en_US"/>
-          </w:rPr>
-          <w:rPr>
-            <w:color w:val="0000EE"/>
-            <w:u w:val="single"/>
-          </w:rPr>
-          <w:t>2:13</w:t>
-        </w:r>
-      </w:hyperlink>
+      <w:r>
+        <w:rPr>
+          <w:lang w:val="en_US" w:bidi="en_US"/>
+        </w:rPr>
+        <w:t>2:13</w:t>
+      </w:r>
       <w:r>
         <w:rPr>
           <w:lang w:val="en_US" w:bidi="en_US"/>
         </w:rPr>
         <w:t xml:space="preserve">, </w:t>
       </w:r>
-      <w:hyperlink r:id="rId60">
-        <w:r>
-          <w:rPr>
-            <w:lang w:val="en_US" w:bidi="en_US"/>
-          </w:rPr>
-          <w:rPr>
-            <w:color w:val="0000EE"/>
-            <w:u w:val="single"/>
-          </w:rPr>
-          <w:t>17</w:t>
-        </w:r>
-      </w:hyperlink>
+      <w:r>
+        <w:rPr>
+          <w:lang w:val="en_US" w:bidi="en_US"/>
+        </w:rPr>
+        <w:t>17</w:t>
+      </w:r>
       <w:r>
         <w:rPr>
           <w:lang w:val="en_US" w:bidi="en_US"/>
         </w:rPr>
         <w:t xml:space="preserve">; </w:t>
       </w:r>
-      <w:hyperlink r:id="rId61">
-        <w:r>
-          <w:rPr>
-            <w:lang w:val="en_US" w:bidi="en_US"/>
-          </w:rPr>
-          <w:rPr>
-            <w:color w:val="0000EE"/>
-            <w:u w:val="single"/>
-          </w:rPr>
-          <w:t>3:18</w:t>
-        </w:r>
-      </w:hyperlink>
+      <w:r>
+        <w:rPr>
+          <w:lang w:val="en_US" w:bidi="en_US"/>
+        </w:rPr>
+        <w:t>3:18</w:t>
+      </w:r>
       <w:r>
         <w:rPr>
           <w:lang w:val="en_US" w:bidi="en_US"/>
         </w:rPr>
         <w:t xml:space="preserve">; </w:t>
       </w:r>
-      <w:hyperlink r:id="rId62">
-        <w:r>
-          <w:rPr>
-            <w:lang w:val="en_US" w:bidi="en_US"/>
-          </w:rPr>
-          <w:rPr>
-            <w:color w:val="0000EE"/>
-            <w:u w:val="single"/>
-          </w:rPr>
-          <w:t>4:17</w:t>
-        </w:r>
-      </w:hyperlink>
+      <w:r>
+        <w:rPr>
+          <w:lang w:val="en_US" w:bidi="en_US"/>
+        </w:rPr>
+        <w:t>4:17</w:t>
+      </w:r>
       <w:r>
         <w:rPr>
           <w:lang w:val="en_US" w:bidi="en_US"/>
@@ -1752,18 +1422,12 @@
         </w:rPr>
         <w:t>James wants his readers to have strong faith and loyalty to God (</w:t>
       </w:r>
-      <w:hyperlink r:id="rId44">
-        <w:r>
-          <w:rPr>
-            <w:lang w:val="en_US" w:bidi="en_US"/>
-          </w:rPr>
-          <w:rPr>
-            <w:color w:val="0000EE"/>
-            <w:u w:val="single"/>
-          </w:rPr>
-          <w:t>James 1:6</w:t>
-        </w:r>
-      </w:hyperlink>
+      <w:r>
+        <w:rPr>
+          <w:lang w:val="en_US" w:bidi="en_US"/>
+        </w:rPr>
+        <w:t>James 1:6</w:t>
+      </w:r>
       <w:r>
         <w:rPr>
           <w:lang w:val="en_US" w:bidi="en_US"/>
@@ -1788,18 +1452,12 @@
         </w:rPr>
         <w:t>patient endurance (</w:t>
       </w:r>
-      <w:hyperlink r:id="rId63">
-        <w:r>
-          <w:rPr>
-            <w:lang w:val="en_US" w:bidi="en_US"/>
-          </w:rPr>
-          <w:rPr>
-            <w:color w:val="0000EE"/>
-            <w:u w:val="single"/>
-          </w:rPr>
-          <w:t>1:3</w:t>
-        </w:r>
-      </w:hyperlink>
+      <w:r>
+        <w:rPr>
+          <w:lang w:val="en_US" w:bidi="en_US"/>
+        </w:rPr>
+        <w:t>1:3</w:t>
+      </w:r>
       <w:r>
         <w:rPr>
           <w:lang w:val="en_US" w:bidi="en_US"/>
@@ -1824,18 +1482,12 @@
         </w:rPr>
         <w:t>submission to God (</w:t>
       </w:r>
-      <w:hyperlink r:id="rId64">
-        <w:r>
-          <w:rPr>
-            <w:lang w:val="en_US" w:bidi="en_US"/>
-          </w:rPr>
-          <w:rPr>
-            <w:color w:val="0000EE"/>
-            <w:u w:val="single"/>
-          </w:rPr>
-          <w:t>4:7</w:t>
-        </w:r>
-      </w:hyperlink>
+      <w:r>
+        <w:rPr>
+          <w:lang w:val="en_US" w:bidi="en_US"/>
+        </w:rPr>
+        <w:t>4:7</w:t>
+      </w:r>
       <w:r>
         <w:rPr>
           <w:lang w:val="en_US" w:bidi="en_US"/>
@@ -1860,18 +1512,12 @@
         </w:rPr>
         <w:t>sharing in the ministries of the church (</w:t>
       </w:r>
-      <w:hyperlink r:id="rId65">
-        <w:r>
-          <w:rPr>
-            <w:lang w:val="en_US" w:bidi="en_US"/>
-          </w:rPr>
-          <w:rPr>
-            <w:color w:val="0000EE"/>
-            <w:u w:val="single"/>
-          </w:rPr>
-          <w:t>5:13–20</w:t>
-        </w:r>
-      </w:hyperlink>
+      <w:r>
+        <w:rPr>
+          <w:lang w:val="en_US" w:bidi="en_US"/>
+        </w:rPr>
+        <w:t>5:13–20</w:t>
+      </w:r>
       <w:r>
         <w:rPr>
           <w:lang w:val="en_US" w:bidi="en_US"/>
@@ -1910,18 +1556,12 @@
         </w:rPr>
         <w:t>perfection (</w:t>
       </w:r>
-      <w:hyperlink r:id="rId66">
-        <w:r>
-          <w:rPr>
-            <w:lang w:val="en_US" w:bidi="en_US"/>
-          </w:rPr>
-          <w:rPr>
-            <w:color w:val="0000EE"/>
-            <w:u w:val="single"/>
-          </w:rPr>
-          <w:t>1:4</w:t>
-        </w:r>
-      </w:hyperlink>
+      <w:r>
+        <w:rPr>
+          <w:lang w:val="en_US" w:bidi="en_US"/>
+        </w:rPr>
+        <w:t>1:4</w:t>
+      </w:r>
       <w:r>
         <w:rPr>
           <w:lang w:val="en_US" w:bidi="en_US"/>
@@ -1946,18 +1586,12 @@
         </w:rPr>
         <w:t>honor (</w:t>
       </w:r>
-      <w:hyperlink r:id="rId67">
-        <w:r>
-          <w:rPr>
-            <w:lang w:val="en_US" w:bidi="en_US"/>
-          </w:rPr>
-          <w:rPr>
-            <w:color w:val="0000EE"/>
-            <w:u w:val="single"/>
-          </w:rPr>
-          <w:t>4:10</w:t>
-        </w:r>
-      </w:hyperlink>
+      <w:r>
+        <w:rPr>
+          <w:lang w:val="en_US" w:bidi="en_US"/>
+        </w:rPr>
+        <w:t>4:10</w:t>
+      </w:r>
       <w:r>
         <w:rPr>
           <w:lang w:val="en_US" w:bidi="en_US"/>
@@ -1982,36 +1616,24 @@
         </w:rPr>
         <w:t>a glorious life when Jesus Christ returns (</w:t>
       </w:r>
-      <w:hyperlink r:id="rId68">
-        <w:r>
-          <w:rPr>
-            <w:lang w:val="en_US" w:bidi="en_US"/>
-          </w:rPr>
-          <w:rPr>
-            <w:color w:val="0000EE"/>
-            <w:u w:val="single"/>
-          </w:rPr>
-          <w:t>1:12</w:t>
-        </w:r>
-      </w:hyperlink>
+      <w:r>
+        <w:rPr>
+          <w:lang w:val="en_US" w:bidi="en_US"/>
+        </w:rPr>
+        <w:t>1:12</w:t>
+      </w:r>
       <w:r>
         <w:rPr>
           <w:lang w:val="en_US" w:bidi="en_US"/>
         </w:rPr>
         <w:t xml:space="preserve">; </w:t>
       </w:r>
-      <w:hyperlink r:id="rId69">
-        <w:r>
-          <w:rPr>
-            <w:lang w:val="en_US" w:bidi="en_US"/>
-          </w:rPr>
-          <w:rPr>
-            <w:color w:val="0000EE"/>
-            <w:u w:val="single"/>
-          </w:rPr>
-          <w:t>5:8</w:t>
-        </w:r>
-      </w:hyperlink>
+      <w:r>
+        <w:rPr>
+          <w:lang w:val="en_US" w:bidi="en_US"/>
+        </w:rPr>
+        <w:t>5:8</w:t>
+      </w:r>
       <w:r>
         <w:rPr>
           <w:lang w:val="en_US" w:bidi="en_US"/>
@@ -2043,90 +1665,60 @@
         </w:rPr>
         <w:t>James showed respect for the law of Moses and Jewish traditions, like the ceremonies that make a person pure after a vow (</w:t>
       </w:r>
-      <w:hyperlink r:id="rId70">
-        <w:r>
-          <w:rPr>
-            <w:lang w:val="en_US" w:bidi="en_US"/>
-          </w:rPr>
-          <w:rPr>
-            <w:color w:val="0000EE"/>
-            <w:u w:val="single"/>
-          </w:rPr>
-          <w:t>Acts 21:18–25</w:t>
-        </w:r>
-      </w:hyperlink>
+      <w:r>
+        <w:rPr>
+          <w:lang w:val="en_US" w:bidi="en_US"/>
+        </w:rPr>
+        <w:t>Acts 21:18–25</w:t>
+      </w:r>
       <w:r>
         <w:rPr>
           <w:lang w:val="en_US" w:bidi="en_US"/>
         </w:rPr>
         <w:t>). He also understood the mission to the non-Jews (gentiles). He concludes that gentiles could become Christians without first converting to Judaism. He referred to God's covenant with Noah (</w:t>
       </w:r>
-      <w:hyperlink r:id="rId71">
-        <w:r>
-          <w:rPr>
-            <w:lang w:val="en_US" w:bidi="en_US"/>
-          </w:rPr>
-          <w:rPr>
-            <w:color w:val="0000EE"/>
-            <w:u w:val="single"/>
-          </w:rPr>
-          <w:t>Acts 15:19–22</w:t>
-        </w:r>
-      </w:hyperlink>
+      <w:r>
+        <w:rPr>
+          <w:lang w:val="en_US" w:bidi="en_US"/>
+        </w:rPr>
+        <w:t>Acts 15:19–22</w:t>
+      </w:r>
       <w:r>
         <w:rPr>
           <w:lang w:val="en_US" w:bidi="en_US"/>
         </w:rPr>
         <w:t xml:space="preserve">; see </w:t>
       </w:r>
-      <w:hyperlink r:id="rId72">
-        <w:r>
-          <w:rPr>
-            <w:lang w:val="en_US" w:bidi="en_US"/>
-          </w:rPr>
-          <w:rPr>
-            <w:color w:val="0000EE"/>
-            <w:u w:val="single"/>
-          </w:rPr>
-          <w:t>Genesis 9:1–17</w:t>
-        </w:r>
-      </w:hyperlink>
+      <w:r>
+        <w:rPr>
+          <w:lang w:val="en_US" w:bidi="en_US"/>
+        </w:rPr>
+        <w:t>Genesis 9:1–17</w:t>
+      </w:r>
       <w:r>
         <w:rPr>
           <w:lang w:val="en_US" w:bidi="en_US"/>
         </w:rPr>
         <w:t>). In his letter, James upholds the law while also suggesting a new interpretation of it through the life and teaching of Jesus the Messiah (</w:t>
       </w:r>
-      <w:hyperlink r:id="rId22">
-        <w:r>
-          <w:rPr>
-            <w:lang w:val="en_US" w:bidi="en_US"/>
-          </w:rPr>
-          <w:rPr>
-            <w:color w:val="0000EE"/>
-            <w:u w:val="single"/>
-          </w:rPr>
-          <w:t>James 1:25</w:t>
-        </w:r>
-      </w:hyperlink>
+      <w:r>
+        <w:rPr>
+          <w:lang w:val="en_US" w:bidi="en_US"/>
+        </w:rPr>
+        <w:t>James 1:25</w:t>
+      </w:r>
       <w:r>
         <w:rPr>
           <w:lang w:val="en_US" w:bidi="en_US"/>
         </w:rPr>
         <w:t xml:space="preserve">; </w:t>
       </w:r>
-      <w:hyperlink r:id="rId73">
-        <w:r>
-          <w:rPr>
-            <w:lang w:val="en_US" w:bidi="en_US"/>
-          </w:rPr>
-          <w:rPr>
-            <w:color w:val="0000EE"/>
-            <w:u w:val="single"/>
-          </w:rPr>
-          <w:t>2:8–11</w:t>
-        </w:r>
-      </w:hyperlink>
+      <w:r>
+        <w:rPr>
+          <w:lang w:val="en_US" w:bidi="en_US"/>
+        </w:rPr>
+        <w:t>2:8–11</w:t>
+      </w:r>
       <w:r>
         <w:rPr>
           <w:lang w:val="en_US" w:bidi="en_US"/>
@@ -2158,18 +1750,12 @@
         </w:rPr>
         <w:t xml:space="preserve">James uses Jewish symbols with little criticism and keeps the main identity markers of Judaism without change (contrast </w:t>
       </w:r>
-      <w:hyperlink r:id="rId74">
-        <w:r>
-          <w:rPr>
-            <w:lang w:val="en_US" w:bidi="en_US"/>
-          </w:rPr>
-          <w:rPr>
-            <w:color w:val="0000EE"/>
-            <w:u w:val="single"/>
-          </w:rPr>
-          <w:t>Romans 2:29</w:t>
-        </w:r>
-      </w:hyperlink>
+      <w:r>
+        <w:rPr>
+          <w:lang w:val="en_US" w:bidi="en_US"/>
+        </w:rPr>
+        <w:t>Romans 2:29</w:t>
+      </w:r>
       <w:r>
         <w:rPr>
           <w:lang w:val="en_US" w:bidi="en_US"/>
@@ -2189,126 +1775,84 @@
         </w:rPr>
         <w:t xml:space="preserve"> with elders and teachers (</w:t>
       </w:r>
-      <w:hyperlink r:id="rId13">
-        <w:r>
-          <w:rPr>
-            <w:lang w:val="en_US" w:bidi="en_US"/>
-          </w:rPr>
-          <w:rPr>
-            <w:color w:val="0000EE"/>
-            <w:u w:val="single"/>
-          </w:rPr>
-          <w:t>1:1</w:t>
-        </w:r>
-      </w:hyperlink>
+      <w:r>
+        <w:rPr>
+          <w:lang w:val="en_US" w:bidi="en_US"/>
+        </w:rPr>
+        <w:t>1:1</w:t>
+      </w:r>
       <w:r>
         <w:rPr>
           <w:lang w:val="en_US" w:bidi="en_US"/>
         </w:rPr>
         <w:t xml:space="preserve">; </w:t>
       </w:r>
-      <w:hyperlink r:id="rId34">
-        <w:r>
-          <w:rPr>
-            <w:lang w:val="en_US" w:bidi="en_US"/>
-          </w:rPr>
-          <w:rPr>
-            <w:color w:val="0000EE"/>
-            <w:u w:val="single"/>
-          </w:rPr>
-          <w:t>2:2</w:t>
-        </w:r>
-      </w:hyperlink>
+      <w:r>
+        <w:rPr>
+          <w:lang w:val="en_US" w:bidi="en_US"/>
+        </w:rPr>
+        <w:t>2:2</w:t>
+      </w:r>
       <w:r>
         <w:rPr>
           <w:lang w:val="en_US" w:bidi="en_US"/>
         </w:rPr>
         <w:t xml:space="preserve">; </w:t>
       </w:r>
-      <w:hyperlink r:id="rId35">
-        <w:r>
-          <w:rPr>
-            <w:lang w:val="en_US" w:bidi="en_US"/>
-          </w:rPr>
-          <w:rPr>
-            <w:color w:val="0000EE"/>
-            <w:u w:val="single"/>
-          </w:rPr>
-          <w:t>5:14</w:t>
-        </w:r>
-      </w:hyperlink>
+      <w:r>
+        <w:rPr>
+          <w:lang w:val="en_US" w:bidi="en_US"/>
+        </w:rPr>
+        <w:t>5:14</w:t>
+      </w:r>
       <w:r>
         <w:rPr>
           <w:lang w:val="en_US" w:bidi="en_US"/>
         </w:rPr>
         <w:t xml:space="preserve">; </w:t>
       </w:r>
-      <w:hyperlink r:id="rId50">
-        <w:r>
-          <w:rPr>
-            <w:lang w:val="en_US" w:bidi="en_US"/>
-          </w:rPr>
-          <w:rPr>
-            <w:color w:val="0000EE"/>
-            <w:u w:val="single"/>
-          </w:rPr>
-          <w:t>3:1</w:t>
-        </w:r>
-      </w:hyperlink>
+      <w:r>
+        <w:rPr>
+          <w:lang w:val="en_US" w:bidi="en_US"/>
+        </w:rPr>
+        <w:t>3:1</w:t>
+      </w:r>
       <w:r>
         <w:rPr>
           <w:lang w:val="en_US" w:bidi="en_US"/>
         </w:rPr>
         <w:t>). He often refers to the law of Moses (</w:t>
       </w:r>
-      <w:hyperlink r:id="rId22">
-        <w:r>
-          <w:rPr>
-            <w:lang w:val="en_US" w:bidi="en_US"/>
-          </w:rPr>
-          <w:rPr>
-            <w:color w:val="0000EE"/>
-            <w:u w:val="single"/>
-          </w:rPr>
-          <w:t>1:25</w:t>
-        </w:r>
-      </w:hyperlink>
+      <w:r>
+        <w:rPr>
+          <w:lang w:val="en_US" w:bidi="en_US"/>
+        </w:rPr>
+        <w:t>1:25</w:t>
+      </w:r>
       <w:r>
         <w:rPr>
           <w:lang w:val="en_US" w:bidi="en_US"/>
         </w:rPr>
         <w:t xml:space="preserve">; </w:t>
       </w:r>
-      <w:hyperlink r:id="rId75">
-        <w:r>
-          <w:rPr>
-            <w:lang w:val="en_US" w:bidi="en_US"/>
-          </w:rPr>
-          <w:rPr>
-            <w:color w:val="0000EE"/>
-            <w:u w:val="single"/>
-          </w:rPr>
-          <w:t>2:8–12</w:t>
-        </w:r>
-      </w:hyperlink>
+      <w:r>
+        <w:rPr>
+          <w:lang w:val="en_US" w:bidi="en_US"/>
+        </w:rPr>
+        <w:t>2:8–12</w:t>
+      </w:r>
       <w:r>
         <w:rPr>
           <w:lang w:val="en_US" w:bidi="en_US"/>
         </w:rPr>
         <w:t xml:space="preserve">; </w:t>
       </w:r>
-      <w:hyperlink r:id="rId51">
-        <w:r>
-          <w:rPr>
-            <w:lang w:val="en_US" w:bidi="en_US"/>
-          </w:rPr>
-          <w:rPr>
-            <w:color w:val="0000EE"/>
-            <w:u w:val="single"/>
-          </w:rPr>
-          <w:t>4:11</w:t>
-        </w:r>
-      </w:hyperlink>
+      <w:r>
+        <w:rPr>
+          <w:lang w:val="en_US" w:bidi="en_US"/>
+        </w:rPr>
+        <w:t>4:11</w:t>
+      </w:r>
       <w:r>
         <w:rPr>
           <w:lang w:val="en_US" w:bidi="en_US"/>
@@ -2328,18 +1872,12 @@
         </w:rPr>
         <w:t xml:space="preserve">, </w:t>
       </w:r>
-      <w:hyperlink r:id="rId76">
-        <w:r>
-          <w:rPr>
-            <w:lang w:val="en_US" w:bidi="en_US"/>
-          </w:rPr>
-          <w:rPr>
-            <w:color w:val="0000EE"/>
-            <w:u w:val="single"/>
-          </w:rPr>
-          <w:t>2:19</w:t>
-        </w:r>
-      </w:hyperlink>
+      <w:r>
+        <w:rPr>
+          <w:lang w:val="en_US" w:bidi="en_US"/>
+        </w:rPr>
+        <w:t>2:19</w:t>
+      </w:r>
       <w:r>
         <w:rPr>
           <w:lang w:val="en_US" w:bidi="en_US"/>
@@ -2358,18 +1896,12 @@
         </w:rPr>
         <w:t>," a common Old Testament title (</w:t>
       </w:r>
-      <w:hyperlink r:id="rId77">
-        <w:r>
-          <w:rPr>
-            <w:lang w:val="en_US" w:bidi="en_US"/>
-          </w:rPr>
-          <w:rPr>
-            <w:color w:val="0000EE"/>
-            <w:u w:val="single"/>
-          </w:rPr>
-          <w:t>5:4</w:t>
-        </w:r>
-      </w:hyperlink>
+      <w:r>
+        <w:rPr>
+          <w:lang w:val="en_US" w:bidi="en_US"/>
+        </w:rPr>
+        <w:t>5:4</w:t>
+      </w:r>
       <w:r>
         <w:rPr>
           <w:lang w:val="en_US" w:bidi="en_US"/>
@@ -2390,180 +1922,120 @@
         </w:rPr>
         <w:t>James also uses elements from Old Testament wisdom literature and warnings of prophets (</w:t>
       </w:r>
-      <w:hyperlink r:id="rId78">
-        <w:r>
-          <w:rPr>
-            <w:lang w:val="en_US" w:bidi="en_US"/>
-          </w:rPr>
-          <w:rPr>
-            <w:color w:val="0000EE"/>
-            <w:u w:val="single"/>
-          </w:rPr>
-          <w:t>1:5</w:t>
-        </w:r>
-      </w:hyperlink>
+      <w:r>
+        <w:rPr>
+          <w:lang w:val="en_US" w:bidi="en_US"/>
+        </w:rPr>
+        <w:t>1:5</w:t>
+      </w:r>
       <w:r>
         <w:rPr>
           <w:lang w:val="en_US" w:bidi="en_US"/>
         </w:rPr>
         <w:t xml:space="preserve">; </w:t>
       </w:r>
-      <w:hyperlink r:id="rId79">
-        <w:r>
-          <w:rPr>
-            <w:lang w:val="en_US" w:bidi="en_US"/>
-          </w:rPr>
-          <w:rPr>
-            <w:color w:val="0000EE"/>
-            <w:u w:val="single"/>
-          </w:rPr>
-          <w:t>3:13</w:t>
-        </w:r>
-      </w:hyperlink>
+      <w:r>
+        <w:rPr>
+          <w:lang w:val="en_US" w:bidi="en_US"/>
+        </w:rPr>
+        <w:t>3:13</w:t>
+      </w:r>
       <w:r>
         <w:rPr>
           <w:lang w:val="en_US" w:bidi="en_US"/>
         </w:rPr>
         <w:t xml:space="preserve">, </w:t>
       </w:r>
-      <w:hyperlink r:id="rId80">
-        <w:r>
-          <w:rPr>
-            <w:lang w:val="en_US" w:bidi="en_US"/>
-          </w:rPr>
-          <w:rPr>
-            <w:color w:val="0000EE"/>
-            <w:u w:val="single"/>
-          </w:rPr>
-          <w:t>17</w:t>
-        </w:r>
-      </w:hyperlink>
+      <w:r>
+        <w:rPr>
+          <w:lang w:val="en_US" w:bidi="en_US"/>
+        </w:rPr>
+        <w:t>17</w:t>
+      </w:r>
       <w:r>
         <w:rPr>
           <w:lang w:val="en_US" w:bidi="en_US"/>
         </w:rPr>
         <w:t xml:space="preserve">; </w:t>
       </w:r>
-      <w:hyperlink r:id="rId17">
-        <w:r>
-          <w:rPr>
-            <w:lang w:val="en_US" w:bidi="en_US"/>
-          </w:rPr>
-          <w:rPr>
-            <w:color w:val="0000EE"/>
-            <w:u w:val="single"/>
-          </w:rPr>
-          <w:t>4:13</w:t>
-        </w:r>
-      </w:hyperlink>
+      <w:r>
+        <w:rPr>
+          <w:lang w:val="en_US" w:bidi="en_US"/>
+        </w:rPr>
+        <w:t>4:13</w:t>
+      </w:r>
       <w:r>
         <w:rPr>
           <w:lang w:val="en_US" w:bidi="en_US"/>
         </w:rPr>
         <w:t xml:space="preserve">; </w:t>
       </w:r>
-      <w:hyperlink r:id="rId81">
-        <w:r>
-          <w:rPr>
-            <w:lang w:val="en_US" w:bidi="en_US"/>
-          </w:rPr>
-          <w:rPr>
-            <w:color w:val="0000EE"/>
-            <w:u w:val="single"/>
-          </w:rPr>
-          <w:t>5:1</w:t>
-        </w:r>
-      </w:hyperlink>
+      <w:r>
+        <w:rPr>
+          <w:lang w:val="en_US" w:bidi="en_US"/>
+        </w:rPr>
+        <w:t>5:1</w:t>
+      </w:r>
       <w:r>
         <w:rPr>
           <w:lang w:val="en_US" w:bidi="en_US"/>
         </w:rPr>
         <w:t>). He appeals to Israelite heroes like: Abraham, Rahab, Job, and Elijah (</w:t>
       </w:r>
-      <w:hyperlink r:id="rId82">
-        <w:r>
-          <w:rPr>
-            <w:lang w:val="en_US" w:bidi="en_US"/>
-          </w:rPr>
-          <w:rPr>
-            <w:color w:val="0000EE"/>
-            <w:u w:val="single"/>
-          </w:rPr>
-          <w:t>2:21</w:t>
-        </w:r>
-      </w:hyperlink>
+      <w:r>
+        <w:rPr>
+          <w:lang w:val="en_US" w:bidi="en_US"/>
+        </w:rPr>
+        <w:t>2:21</w:t>
+      </w:r>
       <w:r>
         <w:rPr>
           <w:lang w:val="en_US" w:bidi="en_US"/>
         </w:rPr>
         <w:t xml:space="preserve">, </w:t>
       </w:r>
-      <w:hyperlink r:id="rId83">
-        <w:r>
-          <w:rPr>
-            <w:lang w:val="en_US" w:bidi="en_US"/>
-          </w:rPr>
-          <w:rPr>
-            <w:color w:val="0000EE"/>
-            <w:u w:val="single"/>
-          </w:rPr>
-          <w:t>23</w:t>
-        </w:r>
-      </w:hyperlink>
+      <w:r>
+        <w:rPr>
+          <w:lang w:val="en_US" w:bidi="en_US"/>
+        </w:rPr>
+        <w:t>23</w:t>
+      </w:r>
       <w:r>
         <w:rPr>
           <w:lang w:val="en_US" w:bidi="en_US"/>
         </w:rPr>
         <w:t xml:space="preserve">; </w:t>
       </w:r>
-      <w:hyperlink r:id="rId84">
-        <w:r>
-          <w:rPr>
-            <w:lang w:val="en_US" w:bidi="en_US"/>
-          </w:rPr>
-          <w:rPr>
-            <w:color w:val="0000EE"/>
-            <w:u w:val="single"/>
-          </w:rPr>
-          <w:t>2:25</w:t>
-        </w:r>
-      </w:hyperlink>
+      <w:r>
+        <w:rPr>
+          <w:lang w:val="en_US" w:bidi="en_US"/>
+        </w:rPr>
+        <w:t>2:25</w:t>
+      </w:r>
       <w:r>
         <w:rPr>
           <w:lang w:val="en_US" w:bidi="en_US"/>
         </w:rPr>
         <w:t xml:space="preserve">; </w:t>
       </w:r>
-      <w:hyperlink r:id="rId85">
-        <w:r>
-          <w:rPr>
-            <w:lang w:val="en_US" w:bidi="en_US"/>
-          </w:rPr>
-          <w:rPr>
-            <w:color w:val="0000EE"/>
-            <w:u w:val="single"/>
-          </w:rPr>
-          <w:t>5:11</w:t>
-        </w:r>
-      </w:hyperlink>
+      <w:r>
+        <w:rPr>
+          <w:lang w:val="en_US" w:bidi="en_US"/>
+        </w:rPr>
+        <w:t>5:11</w:t>
+      </w:r>
       <w:r>
         <w:rPr>
           <w:lang w:val="en_US" w:bidi="en_US"/>
         </w:rPr>
         <w:t xml:space="preserve">; </w:t>
       </w:r>
-      <w:hyperlink r:id="rId86">
-        <w:r>
-          <w:rPr>
-            <w:lang w:val="en_US" w:bidi="en_US"/>
-          </w:rPr>
-          <w:rPr>
-            <w:color w:val="0000EE"/>
-            <w:u w:val="single"/>
-          </w:rPr>
-          <w:t>5:17</w:t>
-        </w:r>
-      </w:hyperlink>
+      <w:r>
+        <w:rPr>
+          <w:lang w:val="en_US" w:bidi="en_US"/>
+        </w:rPr>
+        <w:t>5:17</w:t>
+      </w:r>
       <w:r>
         <w:rPr>
           <w:lang w:val="en_US" w:bidi="en_US"/>
@@ -2609,90 +2081,60 @@
         </w:rPr>
         <w:t>Paul, who often dealt with Jewish Christians imposing requirements on gentiles, stressed that "works of the law" do not lead to salvation (</w:t>
       </w:r>
-      <w:hyperlink r:id="rId87">
-        <w:r>
-          <w:rPr>
-            <w:lang w:val="en_US" w:bidi="en_US"/>
-          </w:rPr>
-          <w:rPr>
-            <w:color w:val="0000EE"/>
-            <w:u w:val="single"/>
-          </w:rPr>
-          <w:t>Ephesians 2:8–9</w:t>
-        </w:r>
-      </w:hyperlink>
+      <w:r>
+        <w:rPr>
+          <w:lang w:val="en_US" w:bidi="en_US"/>
+        </w:rPr>
+        <w:t>Ephesians 2:8–9</w:t>
+      </w:r>
       <w:r>
         <w:rPr>
           <w:lang w:val="en_US" w:bidi="en_US"/>
         </w:rPr>
         <w:t>). People cannot become right with God by following the law (</w:t>
       </w:r>
-      <w:hyperlink r:id="rId88">
-        <w:r>
-          <w:rPr>
-            <w:lang w:val="en_US" w:bidi="en_US"/>
-          </w:rPr>
-          <w:rPr>
-            <w:color w:val="0000EE"/>
-            <w:u w:val="single"/>
-          </w:rPr>
-          <w:t>Romans 3:20</w:t>
-        </w:r>
-      </w:hyperlink>
+      <w:r>
+        <w:rPr>
+          <w:lang w:val="en_US" w:bidi="en_US"/>
+        </w:rPr>
+        <w:t>Romans 3:20</w:t>
+      </w:r>
       <w:r>
         <w:rPr>
           <w:lang w:val="en_US" w:bidi="en_US"/>
         </w:rPr>
         <w:t xml:space="preserve">, </w:t>
       </w:r>
-      <w:hyperlink r:id="rId89">
-        <w:r>
-          <w:rPr>
-            <w:lang w:val="en_US" w:bidi="en_US"/>
-          </w:rPr>
-          <w:rPr>
-            <w:color w:val="0000EE"/>
-            <w:u w:val="single"/>
-          </w:rPr>
-          <w:t>28</w:t>
-        </w:r>
-      </w:hyperlink>
+      <w:r>
+        <w:rPr>
+          <w:lang w:val="en_US" w:bidi="en_US"/>
+        </w:rPr>
+        <w:t>28</w:t>
+      </w:r>
       <w:r>
         <w:rPr>
           <w:lang w:val="en_US" w:bidi="en_US"/>
         </w:rPr>
         <w:t xml:space="preserve">; </w:t>
       </w:r>
-      <w:hyperlink r:id="rId90">
-        <w:r>
-          <w:rPr>
-            <w:lang w:val="en_US" w:bidi="en_US"/>
-          </w:rPr>
-          <w:rPr>
-            <w:color w:val="0000EE"/>
-            <w:u w:val="single"/>
-          </w:rPr>
-          <w:t>Galatians 2:16</w:t>
-        </w:r>
-      </w:hyperlink>
+      <w:r>
+        <w:rPr>
+          <w:lang w:val="en_US" w:bidi="en_US"/>
+        </w:rPr>
+        <w:t>Galatians 2:16</w:t>
+      </w:r>
       <w:r>
         <w:rPr>
           <w:lang w:val="en_US" w:bidi="en_US"/>
         </w:rPr>
         <w:t xml:space="preserve">; </w:t>
       </w:r>
-      <w:hyperlink r:id="rId91">
-        <w:r>
-          <w:rPr>
-            <w:lang w:val="en_US" w:bidi="en_US"/>
-          </w:rPr>
-          <w:rPr>
-            <w:color w:val="0000EE"/>
-            <w:u w:val="single"/>
-          </w:rPr>
-          <w:t>Romans 4:3–5</w:t>
-        </w:r>
-      </w:hyperlink>
+      <w:r>
+        <w:rPr>
+          <w:lang w:val="en_US" w:bidi="en_US"/>
+        </w:rPr>
+        <w:t>Romans 4:3–5</w:t>
+      </w:r>
       <w:r>
         <w:rPr>
           <w:lang w:val="en_US" w:bidi="en_US"/>
@@ -2713,72 +2155,48 @@
         </w:rPr>
         <w:t>James, on the other hand, emphasizes that good deeds are necessary to make a person right with God. True biblical faith will always result in good deeds that please God. James shows that faith is not just agreeing with the truth. True faith does not allow for divided loyalty between God and the world (</w:t>
       </w:r>
-      <w:hyperlink r:id="rId76">
-        <w:r>
-          <w:rPr>
-            <w:lang w:val="en_US" w:bidi="en_US"/>
-          </w:rPr>
-          <w:rPr>
-            <w:color w:val="0000EE"/>
-            <w:u w:val="single"/>
-          </w:rPr>
-          <w:t>2:19</w:t>
-        </w:r>
-      </w:hyperlink>
+      <w:r>
+        <w:rPr>
+          <w:lang w:val="en_US" w:bidi="en_US"/>
+        </w:rPr>
+        <w:t>2:19</w:t>
+      </w:r>
       <w:r>
         <w:rPr>
           <w:lang w:val="en_US" w:bidi="en_US"/>
         </w:rPr>
         <w:t xml:space="preserve">; </w:t>
       </w:r>
-      <w:hyperlink r:id="rId92">
-        <w:r>
-          <w:rPr>
-            <w:lang w:val="en_US" w:bidi="en_US"/>
-          </w:rPr>
-          <w:rPr>
-            <w:color w:val="0000EE"/>
-            <w:u w:val="single"/>
-          </w:rPr>
-          <w:t>1:8</w:t>
-        </w:r>
-      </w:hyperlink>
+      <w:r>
+        <w:rPr>
+          <w:lang w:val="en_US" w:bidi="en_US"/>
+        </w:rPr>
+        <w:t>1:8</w:t>
+      </w:r>
       <w:r>
         <w:rPr>
           <w:lang w:val="en_US" w:bidi="en_US"/>
         </w:rPr>
         <w:t xml:space="preserve">; </w:t>
       </w:r>
-      <w:hyperlink r:id="rId93">
-        <w:r>
-          <w:rPr>
-            <w:lang w:val="en_US" w:bidi="en_US"/>
-          </w:rPr>
-          <w:rPr>
-            <w:color w:val="0000EE"/>
-            <w:u w:val="single"/>
-          </w:rPr>
-          <w:t>4:4</w:t>
-        </w:r>
-      </w:hyperlink>
+      <w:r>
+        <w:rPr>
+          <w:lang w:val="en_US" w:bidi="en_US"/>
+        </w:rPr>
+        <w:t>4:4</w:t>
+      </w:r>
       <w:r>
         <w:rPr>
           <w:lang w:val="en_US" w:bidi="en_US"/>
         </w:rPr>
         <w:t xml:space="preserve">, </w:t>
       </w:r>
-      <w:hyperlink r:id="rId64">
-        <w:r>
-          <w:rPr>
-            <w:lang w:val="en_US" w:bidi="en_US"/>
-          </w:rPr>
-          <w:rPr>
-            <w:color w:val="0000EE"/>
-            <w:u w:val="single"/>
-          </w:rPr>
-          <w:t>7</w:t>
-        </w:r>
-      </w:hyperlink>
+      <w:r>
+        <w:rPr>
+          <w:lang w:val="en_US" w:bidi="en_US"/>
+        </w:rPr>
+        <w:t>7</w:t>
+      </w:r>
       <w:r>
         <w:rPr>
           <w:lang w:val="en_US" w:bidi="en_US"/>
